--- a/web/docs/QT23_JAACAP_US_2024.docx
+++ b/web/docs/QT23_JAACAP_US_2024.docx
@@ -10,7 +10,7 @@
           <w:color w:val="0070C0"/>
           <w:sz w:val="24"/>
         </w:rPr>
-        <w:t>Tóm tắt: US trends mental disorders 2013–2021 (JAACAP)</w:t>
+        <w:t>Tóm tắt bài QT-23</w:t>
       </w:r>
     </w:p>
     <w:p>
@@ -21,7 +21,7 @@
           <w:color w:val="FF0000"/>
           <w:sz w:val="24"/>
         </w:rPr>
-        <w:t>Tên công trình</w:t>
+        <w:t>Tên công trình, tác giả, năm, mẫu khảo sát, đối tượng, khách thể, địa bàn khảo sát</w:t>
       </w:r>
     </w:p>
     <w:p>
@@ -32,7 +32,7 @@
           <w:color w:val="0070C0"/>
           <w:sz w:val="24"/>
         </w:rPr>
-        <w:t>Xu hướng rối loạn tâm thần trẻ em/VTN trong hệ thống y tế công Mỹ. JAACAP, 2024 (Q1, IF≈11,0). 15 trang.</w:t>
+        <w:t>Công trình nghiên cứu « Xu hướng rối loạn tâm thần ở trẻ em và thanh thiếu niên nhận điều trị trong hệ thống sức khỏe tâm thần công lập Hoa Kỳ » (Trends in Mental Disorders in Children and Adolescents Receiving Treatment in the State Mental Health System), xuất bản trên Journal of the American Academy of Child &amp; Adolescent Psychiatry (JAACAP), 2024 (Q1, IF ≈ 11,0). Dữ liệu Mental Health Client-Level Data 2013–2021, tổng số 13.684.154 hồ sơ. 15 trang.</w:t>
       </w:r>
     </w:p>
     <w:p>
@@ -43,7 +43,566 @@
           <w:color w:val="FF0000"/>
           <w:sz w:val="24"/>
         </w:rPr>
-        <w:t>Phát hiện chính</w:t>
+        <w:t>Phương pháp nghiên cứu</w:t>
+      </w:r>
+    </w:p>
+    <w:p>
+      <w:r>
+        <w:rPr>
+          <w:rFonts w:ascii="Times New Roman" w:hAnsi="Times New Roman"/>
+          <w:b/>
+          <w:color w:val="0070C0"/>
+          <w:sz w:val="24"/>
+        </w:rPr>
+        <w:t>Công trình phân tích xu hướng tỷ lệ các rối loạn tâm thần được chẩn đoán trong hệ thống y tế công lập Mỹ, sử dụng dữ liệu hành chính quốc gia 8 năm. Nói cách khác, đây là phân tích xu hướng dựa trên chẩn đoán lâm sàng (không phải sàng lọc) từ hệ thống dịch vụ thực tế.</w:t>
+      </w:r>
+    </w:p>
+    <w:p>
+      <w:r>
+        <w:rPr>
+          <w:rFonts w:ascii="Times New Roman" w:hAnsi="Times New Roman"/>
+          <w:b/>
+          <w:color w:val="FF0000"/>
+          <w:sz w:val="24"/>
+        </w:rPr>
+        <w:t>Kết quả nghiên cứu định lượng</w:t>
+      </w:r>
+    </w:p>
+    <w:p>
+      <w:r>
+        <w:rPr>
+          <w:rFonts w:ascii="Times New Roman" w:hAnsi="Times New Roman"/>
+          <w:b/>
+          <w:color w:val="0070C0"/>
+          <w:sz w:val="24"/>
+        </w:rPr>
+        <w:t>Xu hướng rối loạn tâm thần ở trẻ em/VTN Mỹ 2013–2021 (N = 13.684.154 hồ sơ):</w:t>
+      </w:r>
+    </w:p>
+    <w:tbl>
+      <w:tblPr>
+        <w:tblStyle w:val="TableGrid"/>
+        <w:tblW w:type="auto" w:w="0"/>
+        <w:jc w:val="center"/>
+        <w:tblLook w:firstColumn="1" w:firstRow="1" w:lastColumn="0" w:lastRow="0" w:noHBand="0" w:noVBand="1" w:val="04A0"/>
+      </w:tblPr>
+      <w:tblGrid>
+        <w:gridCol w:w="1881"/>
+        <w:gridCol w:w="1881"/>
+        <w:gridCol w:w="1881"/>
+        <w:gridCol w:w="1881"/>
+        <w:gridCol w:w="1881"/>
+      </w:tblGrid>
+      <w:tr>
+        <w:tc>
+          <w:tcPr>
+            <w:tcW w:type="dxa" w:w="1881"/>
+            <w:tcW w:w="1984" w:type="dxa"/>
+            <w:shd w:fill="D9E2F3" w:val="clear"/>
+          </w:tcPr>
+          <w:p>
+            <w:pPr>
+              <w:jc w:val="center"/>
+            </w:pPr>
+            <w:r>
+              <w:rPr>
+                <w:rFonts w:ascii="Times New Roman" w:hAnsi="Times New Roman"/>
+                <w:b/>
+                <w:sz w:val="20"/>
+              </w:rPr>
+              <w:t>Rối loạn</w:t>
+            </w:r>
+          </w:p>
+        </w:tc>
+        <w:tc>
+          <w:tcPr>
+            <w:tcW w:type="dxa" w:w="1881"/>
+            <w:tcW w:w="850" w:type="dxa"/>
+            <w:shd w:fill="D9E2F3" w:val="clear"/>
+          </w:tcPr>
+          <w:p>
+            <w:pPr>
+              <w:jc w:val="center"/>
+            </w:pPr>
+            <w:r>
+              <w:rPr>
+                <w:rFonts w:ascii="Times New Roman" w:hAnsi="Times New Roman"/>
+                <w:b/>
+                <w:sz w:val="20"/>
+              </w:rPr>
+              <w:t>2013</w:t>
+            </w:r>
+          </w:p>
+        </w:tc>
+        <w:tc>
+          <w:tcPr>
+            <w:tcW w:type="dxa" w:w="1881"/>
+            <w:tcW w:w="850" w:type="dxa"/>
+            <w:shd w:fill="D9E2F3" w:val="clear"/>
+          </w:tcPr>
+          <w:p>
+            <w:pPr>
+              <w:jc w:val="center"/>
+            </w:pPr>
+            <w:r>
+              <w:rPr>
+                <w:rFonts w:ascii="Times New Roman" w:hAnsi="Times New Roman"/>
+                <w:b/>
+                <w:sz w:val="20"/>
+              </w:rPr>
+              <w:t>2021</w:t>
+            </w:r>
+          </w:p>
+        </w:tc>
+        <w:tc>
+          <w:tcPr>
+            <w:tcW w:type="dxa" w:w="1881"/>
+            <w:tcW w:w="1984" w:type="dxa"/>
+            <w:shd w:fill="D9E2F3" w:val="clear"/>
+          </w:tcPr>
+          <w:p>
+            <w:pPr>
+              <w:jc w:val="center"/>
+            </w:pPr>
+            <w:r>
+              <w:rPr>
+                <w:rFonts w:ascii="Times New Roman" w:hAnsi="Times New Roman"/>
+                <w:b/>
+                <w:sz w:val="20"/>
+              </w:rPr>
+              <w:t>AOR (KTC 95%)</w:t>
+            </w:r>
+          </w:p>
+        </w:tc>
+        <w:tc>
+          <w:tcPr>
+            <w:tcW w:type="dxa" w:w="1881"/>
+            <w:tcW w:w="1417" w:type="dxa"/>
+            <w:shd w:fill="D9E2F3" w:val="clear"/>
+          </w:tcPr>
+          <w:p>
+            <w:pPr>
+              <w:jc w:val="center"/>
+            </w:pPr>
+            <w:r>
+              <w:rPr>
+                <w:rFonts w:ascii="Times New Roman" w:hAnsi="Times New Roman"/>
+                <w:b/>
+                <w:sz w:val="20"/>
+              </w:rPr>
+              <w:t>Xu hướng</w:t>
+            </w:r>
+          </w:p>
+        </w:tc>
+      </w:tr>
+      <w:tr>
+        <w:tc>
+          <w:tcPr>
+            <w:tcW w:type="dxa" w:w="1881"/>
+            <w:tcW w:w="1984" w:type="dxa"/>
+          </w:tcPr>
+          <w:p>
+            <w:r>
+              <w:rPr>
+                <w:rFonts w:ascii="Times New Roman" w:hAnsi="Times New Roman"/>
+                <w:sz w:val="20"/>
+              </w:rPr>
+              <w:t>Rối loạn lo âu</w:t>
+            </w:r>
+          </w:p>
+        </w:tc>
+        <w:tc>
+          <w:tcPr>
+            <w:tcW w:type="dxa" w:w="1881"/>
+            <w:tcW w:w="850" w:type="dxa"/>
+          </w:tcPr>
+          <w:p>
+            <w:r>
+              <w:rPr>
+                <w:rFonts w:ascii="Times New Roman" w:hAnsi="Times New Roman"/>
+                <w:sz w:val="20"/>
+              </w:rPr>
+              <w:t>9,6%</w:t>
+            </w:r>
+          </w:p>
+        </w:tc>
+        <w:tc>
+          <w:tcPr>
+            <w:tcW w:type="dxa" w:w="1881"/>
+            <w:tcW w:w="850" w:type="dxa"/>
+          </w:tcPr>
+          <w:p>
+            <w:r>
+              <w:rPr>
+                <w:rFonts w:ascii="Times New Roman" w:hAnsi="Times New Roman"/>
+                <w:sz w:val="20"/>
+              </w:rPr>
+              <w:t>19,2%</w:t>
+            </w:r>
+          </w:p>
+        </w:tc>
+        <w:tc>
+          <w:tcPr>
+            <w:tcW w:type="dxa" w:w="1881"/>
+            <w:tcW w:w="1984" w:type="dxa"/>
+          </w:tcPr>
+          <w:p>
+            <w:r>
+              <w:rPr>
+                <w:rFonts w:ascii="Times New Roman" w:hAnsi="Times New Roman"/>
+                <w:sz w:val="20"/>
+              </w:rPr>
+              <w:t>2,17 (1,85–2,55)***</w:t>
+            </w:r>
+          </w:p>
+        </w:tc>
+        <w:tc>
+          <w:tcPr>
+            <w:tcW w:type="dxa" w:w="1881"/>
+            <w:tcW w:w="1417" w:type="dxa"/>
+          </w:tcPr>
+          <w:p>
+            <w:r>
+              <w:rPr>
+                <w:rFonts w:ascii="Times New Roman" w:hAnsi="Times New Roman"/>
+                <w:sz w:val="20"/>
+              </w:rPr>
+              <w:t>↑ TĂNG GẤP ĐÔI</w:t>
+            </w:r>
+          </w:p>
+        </w:tc>
+      </w:tr>
+      <w:tr>
+        <w:tc>
+          <w:tcPr>
+            <w:tcW w:type="dxa" w:w="1881"/>
+            <w:tcW w:w="1984" w:type="dxa"/>
+          </w:tcPr>
+          <w:p>
+            <w:r>
+              <w:rPr>
+                <w:rFonts w:ascii="Times New Roman" w:hAnsi="Times New Roman"/>
+                <w:sz w:val="20"/>
+              </w:rPr>
+              <w:t>Rối loạn trầm cảm</w:t>
+            </w:r>
+          </w:p>
+        </w:tc>
+        <w:tc>
+          <w:tcPr>
+            <w:tcW w:type="dxa" w:w="1881"/>
+            <w:tcW w:w="850" w:type="dxa"/>
+          </w:tcPr>
+          <w:p>
+            <w:r>
+              <w:rPr>
+                <w:rFonts w:ascii="Times New Roman" w:hAnsi="Times New Roman"/>
+                <w:sz w:val="20"/>
+              </w:rPr>
+              <w:t>13,4%</w:t>
+            </w:r>
+          </w:p>
+        </w:tc>
+        <w:tc>
+          <w:tcPr>
+            <w:tcW w:type="dxa" w:w="1881"/>
+            <w:tcW w:w="850" w:type="dxa"/>
+          </w:tcPr>
+          <w:p>
+            <w:r>
+              <w:rPr>
+                <w:rFonts w:ascii="Times New Roman" w:hAnsi="Times New Roman"/>
+                <w:sz w:val="20"/>
+              </w:rPr>
+              <w:t>17,0%</w:t>
+            </w:r>
+          </w:p>
+        </w:tc>
+        <w:tc>
+          <w:tcPr>
+            <w:tcW w:type="dxa" w:w="1881"/>
+            <w:tcW w:w="1984" w:type="dxa"/>
+          </w:tcPr>
+          <w:p>
+            <w:r>
+              <w:rPr>
+                <w:rFonts w:ascii="Times New Roman" w:hAnsi="Times New Roman"/>
+                <w:sz w:val="20"/>
+              </w:rPr>
+              <w:t>1,20 (1,03–1,41)*</w:t>
+            </w:r>
+          </w:p>
+        </w:tc>
+        <w:tc>
+          <w:tcPr>
+            <w:tcW w:type="dxa" w:w="1881"/>
+            <w:tcW w:w="1417" w:type="dxa"/>
+          </w:tcPr>
+          <w:p>
+            <w:r>
+              <w:rPr>
+                <w:rFonts w:ascii="Times New Roman" w:hAnsi="Times New Roman"/>
+                <w:sz w:val="20"/>
+              </w:rPr>
+              <w:t>↑ Tăng</w:t>
+            </w:r>
+          </w:p>
+        </w:tc>
+      </w:tr>
+      <w:tr>
+        <w:tc>
+          <w:tcPr>
+            <w:tcW w:type="dxa" w:w="1881"/>
+            <w:tcW w:w="1984" w:type="dxa"/>
+          </w:tcPr>
+          <w:p>
+            <w:r>
+              <w:rPr>
+                <w:rFonts w:ascii="Times New Roman" w:hAnsi="Times New Roman"/>
+                <w:sz w:val="20"/>
+              </w:rPr>
+              <w:t>Sang chấn/stress</w:t>
+            </w:r>
+          </w:p>
+        </w:tc>
+        <w:tc>
+          <w:tcPr>
+            <w:tcW w:type="dxa" w:w="1881"/>
+            <w:tcW w:w="850" w:type="dxa"/>
+          </w:tcPr>
+          <w:p>
+            <w:r>
+              <w:rPr>
+                <w:rFonts w:ascii="Times New Roman" w:hAnsi="Times New Roman"/>
+                <w:sz w:val="20"/>
+              </w:rPr>
+              <w:t>22,7%</w:t>
+            </w:r>
+          </w:p>
+        </w:tc>
+        <w:tc>
+          <w:tcPr>
+            <w:tcW w:type="dxa" w:w="1881"/>
+            <w:tcW w:w="850" w:type="dxa"/>
+          </w:tcPr>
+          <w:p>
+            <w:r>
+              <w:rPr>
+                <w:rFonts w:ascii="Times New Roman" w:hAnsi="Times New Roman"/>
+                <w:sz w:val="20"/>
+              </w:rPr>
+              <w:t>27,4%</w:t>
+            </w:r>
+          </w:p>
+        </w:tc>
+        <w:tc>
+          <w:tcPr>
+            <w:tcW w:type="dxa" w:w="1881"/>
+            <w:tcW w:w="1984" w:type="dxa"/>
+          </w:tcPr>
+          <w:p>
+            <w:r>
+              <w:rPr>
+                <w:rFonts w:ascii="Times New Roman" w:hAnsi="Times New Roman"/>
+                <w:sz w:val="20"/>
+              </w:rPr>
+              <w:t>1,31 (1,09–1,57)**</w:t>
+            </w:r>
+          </w:p>
+        </w:tc>
+        <w:tc>
+          <w:tcPr>
+            <w:tcW w:type="dxa" w:w="1881"/>
+            <w:tcW w:w="1417" w:type="dxa"/>
+          </w:tcPr>
+          <w:p>
+            <w:r>
+              <w:rPr>
+                <w:rFonts w:ascii="Times New Roman" w:hAnsi="Times New Roman"/>
+                <w:sz w:val="20"/>
+              </w:rPr>
+              <w:t>↑ Tăng</w:t>
+            </w:r>
+          </w:p>
+        </w:tc>
+      </w:tr>
+      <w:tr>
+        <w:tc>
+          <w:tcPr>
+            <w:tcW w:type="dxa" w:w="1881"/>
+            <w:tcW w:w="1984" w:type="dxa"/>
+          </w:tcPr>
+          <w:p>
+            <w:r>
+              <w:rPr>
+                <w:rFonts w:ascii="Times New Roman" w:hAnsi="Times New Roman"/>
+                <w:sz w:val="20"/>
+              </w:rPr>
+              <w:t>Rối loạn lưỡng cực</w:t>
+            </w:r>
+          </w:p>
+        </w:tc>
+        <w:tc>
+          <w:tcPr>
+            <w:tcW w:type="dxa" w:w="1881"/>
+            <w:tcW w:w="850" w:type="dxa"/>
+          </w:tcPr>
+          <w:p>
+            <w:r>
+              <w:rPr>
+                <w:rFonts w:ascii="Times New Roman" w:hAnsi="Times New Roman"/>
+                <w:sz w:val="20"/>
+              </w:rPr>
+              <w:t>—</w:t>
+            </w:r>
+          </w:p>
+        </w:tc>
+        <w:tc>
+          <w:tcPr>
+            <w:tcW w:type="dxa" w:w="1881"/>
+            <w:tcW w:w="850" w:type="dxa"/>
+          </w:tcPr>
+          <w:p>
+            <w:r>
+              <w:rPr>
+                <w:rFonts w:ascii="Times New Roman" w:hAnsi="Times New Roman"/>
+                <w:sz w:val="20"/>
+              </w:rPr>
+              <w:t>—</w:t>
+            </w:r>
+          </w:p>
+        </w:tc>
+        <w:tc>
+          <w:tcPr>
+            <w:tcW w:type="dxa" w:w="1881"/>
+            <w:tcW w:w="1984" w:type="dxa"/>
+          </w:tcPr>
+          <w:p>
+            <w:r>
+              <w:rPr>
+                <w:rFonts w:ascii="Times New Roman" w:hAnsi="Times New Roman"/>
+                <w:sz w:val="20"/>
+              </w:rPr>
+              <w:t>—</w:t>
+            </w:r>
+          </w:p>
+        </w:tc>
+        <w:tc>
+          <w:tcPr>
+            <w:tcW w:type="dxa" w:w="1881"/>
+            <w:tcW w:w="1417" w:type="dxa"/>
+          </w:tcPr>
+          <w:p>
+            <w:r>
+              <w:rPr>
+                <w:rFonts w:ascii="Times New Roman" w:hAnsi="Times New Roman"/>
+                <w:sz w:val="20"/>
+              </w:rPr>
+              <w:t>↓ Giảm</w:t>
+            </w:r>
+          </w:p>
+        </w:tc>
+      </w:tr>
+      <w:tr>
+        <w:tc>
+          <w:tcPr>
+            <w:tcW w:type="dxa" w:w="1881"/>
+            <w:tcW w:w="1984" w:type="dxa"/>
+          </w:tcPr>
+          <w:p>
+            <w:r>
+              <w:rPr>
+                <w:rFonts w:ascii="Times New Roman" w:hAnsi="Times New Roman"/>
+                <w:sz w:val="20"/>
+              </w:rPr>
+              <w:t>Rối loạn hành vi/chống đối</w:t>
+            </w:r>
+          </w:p>
+        </w:tc>
+        <w:tc>
+          <w:tcPr>
+            <w:tcW w:type="dxa" w:w="1881"/>
+            <w:tcW w:w="850" w:type="dxa"/>
+          </w:tcPr>
+          <w:p>
+            <w:r>
+              <w:rPr>
+                <w:rFonts w:ascii="Times New Roman" w:hAnsi="Times New Roman"/>
+                <w:sz w:val="20"/>
+              </w:rPr>
+              <w:t>—</w:t>
+            </w:r>
+          </w:p>
+        </w:tc>
+        <w:tc>
+          <w:tcPr>
+            <w:tcW w:type="dxa" w:w="1881"/>
+            <w:tcW w:w="850" w:type="dxa"/>
+          </w:tcPr>
+          <w:p>
+            <w:r>
+              <w:rPr>
+                <w:rFonts w:ascii="Times New Roman" w:hAnsi="Times New Roman"/>
+                <w:sz w:val="20"/>
+              </w:rPr>
+              <w:t>—</w:t>
+            </w:r>
+          </w:p>
+        </w:tc>
+        <w:tc>
+          <w:tcPr>
+            <w:tcW w:type="dxa" w:w="1881"/>
+            <w:tcW w:w="1984" w:type="dxa"/>
+          </w:tcPr>
+          <w:p>
+            <w:r>
+              <w:rPr>
+                <w:rFonts w:ascii="Times New Roman" w:hAnsi="Times New Roman"/>
+                <w:sz w:val="20"/>
+              </w:rPr>
+              <w:t>—</w:t>
+            </w:r>
+          </w:p>
+        </w:tc>
+        <w:tc>
+          <w:tcPr>
+            <w:tcW w:type="dxa" w:w="1881"/>
+            <w:tcW w:w="1417" w:type="dxa"/>
+          </w:tcPr>
+          <w:p>
+            <w:r>
+              <w:rPr>
+                <w:rFonts w:ascii="Times New Roman" w:hAnsi="Times New Roman"/>
+                <w:sz w:val="20"/>
+              </w:rPr>
+              <w:t>↓ Giảm</w:t>
+            </w:r>
+          </w:p>
+        </w:tc>
+      </w:tr>
+    </w:tbl>
+    <w:p/>
+    <w:p>
+      <w:pPr>
+        <w:pStyle w:val="Heading3"/>
+      </w:pPr>
+      <w:r>
+        <w:rPr>
+          <w:rFonts w:ascii="Times New Roman" w:hAnsi="Times New Roman"/>
+          <w:color w:val="0070C0"/>
+        </w:rPr>
+        <w:t>Đối chiếu liên bài : Lo âu TĂNG GẤP ĐÔI (9,6% → 19,2%, AOR = 2,17) trong 8 năm — xu hướng mạnh nhất. So sánh: NSCH 2020 (lo âu tăng 61% tại Mỹ, 2016–2023), Norway 2025 (tăng liên tục 13 năm), Korea 2024 (tăng sau COVID). Xu hướng nhất quán toàn cầu.</w:t>
+      </w:r>
+    </w:p>
+    <w:p>
+      <w:r>
+        <w:rPr>
+          <w:rFonts w:ascii="Times New Roman" w:hAnsi="Times New Roman"/>
+          <w:b/>
+          <w:color w:val="FF0000"/>
+          <w:sz w:val="24"/>
+        </w:rPr>
+        <w:t>Nhận xét, phát hiện qua kết quả nghiên cứu</w:t>
       </w:r>
     </w:p>
     <w:p>
@@ -54,7 +613,51 @@
           <w:color w:val="0070C0"/>
           <w:sz w:val="24"/>
         </w:rPr>
-        <w:t>Xu hướng 8 năm trong hệ thống quốc gia Mỹ.</w:t>
+        <w:t>*Lo âu — rối loạn tăng nhanh nhất.* AOR = 2,17 vượt trội so với trầm cảm (1,20) và sang chấn (1,31). Nói cách khác, lo âu đang trở thành cuộc khủng hoảng SKTT hàng đầu ở trẻ em/VTN phương Tây.</w:t>
+      </w:r>
+    </w:p>
+    <w:p>
+      <w:r>
+        <w:rPr>
+          <w:rFonts w:ascii="Times New Roman" w:hAnsi="Times New Roman"/>
+          <w:b w:val="0"/>
+          <w:color w:val="0070C0"/>
+          <w:sz w:val="24"/>
+        </w:rPr>
+        <w:t>*Rối loạn hành vi giảm.* Lưỡng cực và hành vi/chống đối giảm — có thể phản ánh thay đổi thực hành chẩn đoán (từ hành vi hóa sang nội hóa) chứ không chỉ thay đổi tỷ lệ thực.</w:t>
+      </w:r>
+    </w:p>
+    <w:p>
+      <w:r>
+        <w:rPr>
+          <w:rFonts w:ascii="Times New Roman" w:hAnsi="Times New Roman"/>
+          <w:b w:val="0"/>
+          <w:color w:val="0070C0"/>
+          <w:sz w:val="24"/>
+        </w:rPr>
+        <w:t>*Dữ liệu chẩn đoán lâm sàng.* Khác với sàng lọc (Hoa 2024: 40,6% GAD-7), dữ liệu từ hệ thống điều trị phản ánh tỷ lệ được chẩn đoán thực tế. So sánh với V-NAMHS 2022 (DISC-5: 2,3% chẩn đoán) cho thấy khoảng cách tiếp cận dịch vụ khổng lồ giữa Mỹ và VN.</w:t>
+      </w:r>
+    </w:p>
+    <w:p>
+      <w:r>
+        <w:rPr>
+          <w:rFonts w:ascii="Times New Roman" w:hAnsi="Times New Roman"/>
+          <w:b/>
+          <w:color w:val="FF0000"/>
+          <w:sz w:val="24"/>
+        </w:rPr>
+        <w:t>Kết luận</w:t>
+      </w:r>
+    </w:p>
+    <w:p>
+      <w:r>
+        <w:rPr>
+          <w:rFonts w:ascii="Times New Roman" w:hAnsi="Times New Roman"/>
+          <w:b/>
+          <w:color w:val="0070C0"/>
+          <w:sz w:val="24"/>
+        </w:rPr>
+        <w:t>Dữ liệu từ 13,7 triệu hồ sơ lâm sàng Mỹ, cho thấy lo âu tăng gấp đôi (AOR = 2,17) trong 8 năm — xu hướng mạnh nhất trong tất cả rối loạn tâm thần ở trẻ em, gợi ý rằng lo âu đang trở thành ưu tiên SKTT hàng đầu toàn cầu. Tại Việt Nam, nơi chỉ 8,4% VTN tiếp cận dịch vụ, tỷ lệ thực có thể cao hơn nhiều so với báo cáo.</w:t>
       </w:r>
     </w:p>
     <w:p>
@@ -77,9 +680,33 @@
           <w:color w:val="0070C0"/>
           <w:sz w:val="24"/>
         </w:rPr>
-        <w:t>Xem bản dịch chi tiết trong thư mục 03_Ban-dich/.</w:t>
+        <w:t>JAACAP Q1 IF = 11 — tạp chí hàng đầu. n = 13,7 triệu hồ sơ lâm sàng, xu hướng 8 năm. Tuy nhiên, chỉ trẻ ĐANG điều trị — thiên lệch chọn (không bao gồm trẻ chưa chẩn đoán). Xu hướng tăng có thể phản ánh tăng phát hiện + tăng thực sự cùng lúc. Chỉ Mỹ — bối cảnh dịch vụ SKTT phát triển, khác VN.</w:t>
       </w:r>
     </w:p>
+    <w:p>
+      <w:pPr>
+        <w:pStyle w:val="Heading2"/>
+      </w:pPr>
+      <w:r>
+        <w:rPr>
+          <w:rFonts w:ascii="Times New Roman" w:hAnsi="Times New Roman"/>
+          <w:color w:val="FF0000"/>
+        </w:rPr>
+        <w:t>Hướng nghiên cứu tiếp theo</w:t>
+      </w:r>
+    </w:p>
+    <w:p>
+      <w:r>
+        <w:rPr>
+          <w:rFonts w:ascii="Times New Roman" w:hAnsi="Times New Roman"/>
+          <w:b w:val="0"/>
+          <w:color w:val="0070C0"/>
+          <w:sz w:val="24"/>
+        </w:rPr>
+        <w:t>Phân tích xu hướng tương tự từ dữ liệu Bệnh viện Nhi TW VN. So sánh hệ thống y tế Mỹ (82,6% tiếp cận) vs VN (8,4%). Đánh giá nguyên nhân xu hướng tăng (phát hiện vs thực sự).</w:t>
+      </w:r>
+    </w:p>
+    <w:p/>
     <w:p>
       <w:r>
         <w:rPr>
@@ -87,7 +714,7 @@
           <w:b/>
           <w:sz w:val="24"/>
         </w:rPr>
-        <w:t>Đánh giá: ⭐⭐⭐⭐⭐ JAACAP Q1 IF=11, dữ liệu quốc gia Mỹ.</w:t>
+        <w:t>Đánh giá chất lượng: ⭐⭐⭐⭐⭐ Rất cao. JAACAP Q1 IF = 11, n = 13,7 triệu, xu hướng 8 năm, dữ liệu chẩn đoán lâm sàng.</w:t>
       </w:r>
     </w:p>
     <w:sectPr>
